--- a/pr-preview/pr-12/chapters/contrapositive-contradiction-tracked-changes.docx
+++ b/pr-preview/pr-12/chapters/contrapositive-contradiction-tracked-changes.docx
@@ -28,7 +28,7 @@
       </w:pPr>
       <w:ins w:id="3" w:author="PR Preview" w:date="2026-01-01T00:00:00Z">
         <w:r>
-          <w:t xml:space="preserve">Last modified: 2026-10-23 13:47:53 (PDT)</w:t>
+          <w:t xml:space="preserve">Last modified: 2026-10-23 13:57:50 (PDT)</w:t>
         </w:r>
       </w:ins>
     </w:p>
@@ -2257,9 +2257,6 @@
       </w:ins>
       <m:oMath>
         <m:r>
-          <m:t> </m:t>
-        </m:r>
-        <m:r>
           <m:rPr>
             <m:sty m:val="p"/>
           </m:rPr>
@@ -2270,9 +2267,6 @@
             <m:sty m:val="p"/>
           </m:rPr>
           <m:t>mod</m:t>
-        </m:r>
-        <m:r>
-          <m:t> </m:t>
         </m:r>
         <m:r>
           <m:t>n</m:t>
@@ -15615,7 +15609,40 @@
                   <m:nor/>
                   <m:sty m:val="p"/>
                 </m:rPr>
-                <m:t> in each term)</m:t>
+                <m:t> in the first term, and </m:t>
+              </m:r>
+              <m:rad>
+                <m:radPr>
+                  <m:degHide m:val="on"/>
+                </m:radPr>
+                <m:deg/>
+                <m:e>
+                  <m:r>
+                    <m:t>2</m:t>
+                  </m:r>
+                </m:e>
+              </m:rad>
+              <m:r>
+                <m:t> </m:t>
+              </m:r>
+              <m:r>
+                <m:t>b</m:t>
+              </m:r>
+              <m:r>
+                <m:rPr>
+                  <m:sty m:val="p"/>
+                </m:rPr>
+                <m:t>=</m:t>
+              </m:r>
+              <m:r>
+                <m:t>a</m:t>
+              </m:r>
+              <m:r>
+                <m:rPr>
+                  <m:nor/>
+                  <m:sty m:val="p"/>
+                </m:rPr>
+                <m:t> in the second)</m:t>
               </m:r>
             </m:e>
             <m:e>
